--- a/az/discovery-articles/7.2 Bərpa olunan enerji texnologiyaları.docx
+++ b/az/discovery-articles/7.2 Bərpa olunan enerji texnologiyaları.docx
@@ -4,570 +4,375 @@
   <w:body>
     <w:p>
       <w:pPr>
-        <w:keepNext/>
-        <w:spacing w:before="280" w:after="120"/>
+        <w:pStyle w:val="Title"/>
+        <w:widowControl/>
       </w:pPr>
       <w:r>
-        <w:rPr>
-          <w:rFonts w:ascii="Calibri" w:hAnsi="Calibri" w:eastAsia="Calibri"/>
-          <w:b/>
-          <w:i w:val="0"/>
-          <w:color w:val="004E8C"/>
-          <w:sz w:val="44"/>
-        </w:rPr>
         <w:t>7.2 Bərpa olunan enerji texnologiyaları</w:t>
       </w:r>
     </w:p>
     <w:p>
       <w:pPr>
-        <w:spacing w:after="80"/>
+        <w:keepNext/>
+        <w:widowControl/>
       </w:pPr>
       <w:r>
         <w:rPr>
-          <w:rFonts w:ascii="Calibri" w:hAnsi="Calibri" w:eastAsia="Calibri"/>
-          <w:b w:val="0"/>
-          <w:i/>
-          <w:color w:val="505050"/>
-          <w:sz w:val="22"/>
+          <w:sz w:val="20"/>
         </w:rPr>
-        <w:t>7. Yeni və transformativ texnologiyalar</w:t>
-      </w:r>
-    </w:p>
-    <w:p>
-      <w:pPr>
-        <w:spacing w:after="200"/>
-      </w:pPr>
-      <w:r>
-        <w:rPr>
-          <w:rFonts w:ascii="Calibri" w:hAnsi="Calibri" w:eastAsia="Calibri"/>
-          <w:b w:val="0"/>
-          <w:i/>
-          <w:sz w:val="22"/>
-        </w:rPr>
-        <w:t>Dövr: 1954-cü il (ilk praktik silisium günəş elementi); 1970-ci illərdən bu günədək külək, günəş və enerji saxlama texnologiyalarının inkişafı | Əsas simalar: Bell laboratoriyaları (silisium günəş elementi, 1954); Darrieus və külək turbinlərinin başqa qabaqcılları; çoxsaylı tədqiqatçılar</w:t>
-      </w:r>
-    </w:p>
-    <w:p>
-      <w:pPr>
-        <w:spacing w:after="160" w:line="276" w:lineRule="auto"/>
-      </w:pPr>
-      <w:r>
-        <w:rPr>
-          <w:rFonts w:ascii="Calibri" w:hAnsi="Calibri" w:eastAsia="Calibri"/>
-          <w:b w:val="0"/>
-          <w:i w:val="0"/>
-          <w:sz w:val="22"/>
-        </w:rPr>
-        <w:t>Bərpa olunan enerji texnologiyaları günəş, külək, su və Yerin daxili istiliyi kimi təbii şəkildə yenilənən mənbələrdən enerji alır. Müasir materiallar, idarəetmə sistemləri və enerji şəbəkələri bu qədim mənbələri iri miqyasda elektrik istehsalının əsas vasitələrindən birinə çevirib.</w:t>
+        <w:t>7 Yeni və dəyişdirici texnologiyalar</w:t>
       </w:r>
     </w:p>
     <w:p>
       <w:pPr>
         <w:keepNext/>
-        <w:spacing w:before="240" w:after="120"/>
+        <w:widowControl/>
       </w:pPr>
       <w:r>
         <w:rPr>
-          <w:rFonts w:ascii="Calibri" w:hAnsi="Calibri" w:eastAsia="Calibri"/>
-          <w:b/>
-          <w:i w:val="0"/>
-          <w:color w:val="004E8C"/>
-          <w:sz w:val="28"/>
+          <w:sz w:val="20"/>
         </w:rPr>
-        <w:t>Əsas faktlar</w:t>
+        <w:t>Dövr: 1954 (ilk praktik silisium günəş elementi); 1970-ci illərdən bu günədək külək, günəş və enerji saxlama texnologiyalarının inkişafı | Əsas töhfələr: Bell Labs (silisium günəş elementi, 1954); Darye və digər külək turbini öncülləri; çoxsaylı tədqiqatçılar</w:t>
+      </w:r>
+    </w:p>
+    <w:p>
+      <w:pPr>
+        <w:widowControl/>
+      </w:pPr>
+      <w:r>
+        <w:t>Bərpa olunan enerji texnologiyaları təbiətdə yenilənən axınlardan — günəş işığından, küləkdən, sudan və Yerin istiliyindən enerji alır. Köhnə ideyalar müasir materiallarla birləşir və karbon emissiyalarını azaltmaqda əsas vasitələrdən birinə çevrilir.</w:t>
+      </w:r>
+    </w:p>
+    <w:p>
+      <w:pPr>
+        <w:pStyle w:val="Heading1"/>
+        <w:widowControl/>
+      </w:pPr>
+      <w:r>
+        <w:t>Əsas məlumatlar</w:t>
       </w:r>
     </w:p>
     <w:p>
       <w:pPr>
         <w:pStyle w:val="ListBullet"/>
+        <w:widowControl/>
       </w:pPr>
       <w:r>
-        <w:rPr>
-          <w:rFonts w:ascii="Calibri" w:hAnsi="Calibri" w:eastAsia="Calibri"/>
-          <w:b w:val="0"/>
-          <w:i w:val="0"/>
-          <w:sz w:val="22"/>
-        </w:rPr>
-        <w:t>Su çarxları və külək dəyirmanları qədimdir, elektrik istehsal edən su bəndləri isə XIX əsrdə yaranıb</w:t>
+        <w:t>Su çarxları və külək dəyirmanları qədimdir; elektrik hasil edən su bəndləri XIX əsrə aiddir.</w:t>
       </w:r>
     </w:p>
     <w:p>
       <w:pPr>
         <w:pStyle w:val="ListBullet"/>
+        <w:widowControl/>
       </w:pPr>
       <w:r>
-        <w:rPr>
-          <w:rFonts w:ascii="Calibri" w:hAnsi="Calibri" w:eastAsia="Calibri"/>
-          <w:b w:val="0"/>
-          <w:i w:val="0"/>
-          <w:sz w:val="22"/>
-        </w:rPr>
-        <w:t>Bell laboratoriyaları 1954-cü ildə silisium fotoelektrik elementini nümayiş etdirdi</w:t>
+        <w:t>Silisium fotoelektrik elementi 1954-cü ildə Bell Labs-da nümayiş etdirildi.</w:t>
       </w:r>
     </w:p>
     <w:p>
       <w:pPr>
         <w:pStyle w:val="ListBullet"/>
+        <w:widowControl/>
       </w:pPr>
       <w:r>
-        <w:rPr>
-          <w:rFonts w:ascii="Calibri" w:hAnsi="Calibri" w:eastAsia="Calibri"/>
-          <w:b w:val="0"/>
-          <w:i w:val="0"/>
-          <w:sz w:val="22"/>
-        </w:rPr>
-        <w:t>Müasir külək turbinləri 1970–1980-ci illərdən inkişaf etdi və sonralar onların dəyəri kəskin azaldı</w:t>
+        <w:t>Müasir külək turbinləri 1970–1980-ci illərdə inkişaf etdi, sonra qiymətləri xeyli azaldı.</w:t>
       </w:r>
     </w:p>
     <w:p>
       <w:pPr>
         <w:pStyle w:val="ListBullet"/>
+        <w:widowControl/>
       </w:pPr>
       <w:r>
-        <w:rPr>
-          <w:rFonts w:ascii="Calibri" w:hAnsi="Calibri" w:eastAsia="Calibri"/>
-          <w:b w:val="0"/>
-          <w:i w:val="0"/>
-          <w:sz w:val="22"/>
-        </w:rPr>
-        <w:t>Bərpa olunan mənbələr insan ömrü miqyasında tükənmir, lakin onların gücü hava şəraitindən asılı olaraq dəyişir</w:t>
+        <w:t>Bərpa olunan mənbələr insan ömrü ilə ölçülən müddətlərdə tükənmir, lakin hasilat hava şəraitindən asılı olaraq dəyişə bilər.</w:t>
       </w:r>
     </w:p>
     <w:p>
       <w:pPr>
         <w:pStyle w:val="ListBullet"/>
+        <w:widowControl/>
       </w:pPr>
       <w:r>
-        <w:rPr>
-          <w:rFonts w:ascii="Calibri" w:hAnsi="Calibri" w:eastAsia="Calibri"/>
-          <w:b w:val="0"/>
-          <w:i w:val="0"/>
-          <w:sz w:val="22"/>
-        </w:rPr>
-        <w:t>Bu mənbələrdən böyük miqyasda istifadə etmək üçün elektrik şəbəkələrinə enerji saxlama və ötürmə imkanları lazımdır</w:t>
+        <w:t>Onlardan geniş miqyasda istifadə üçün elektrik şəbəkəsinə enerji saxlama və ötürmə imkanları lazımdır.</w:t>
       </w:r>
     </w:p>
     <w:p>
       <w:pPr>
-        <w:keepNext/>
-        <w:spacing w:before="240" w:after="120"/>
+        <w:pStyle w:val="Heading1"/>
+        <w:widowControl/>
       </w:pPr>
       <w:r>
-        <w:rPr>
-          <w:rFonts w:ascii="Calibri" w:hAnsi="Calibri" w:eastAsia="Calibri"/>
-          <w:b/>
-          <w:i w:val="0"/>
-          <w:color w:val="004E8C"/>
-          <w:sz w:val="28"/>
-        </w:rPr>
-        <w:t>Bu nədir və necə işləyir?</w:t>
+        <w:t>Bu nədir</w:t>
       </w:r>
     </w:p>
     <w:p>
       <w:pPr>
-        <w:spacing w:after="160" w:line="276" w:lineRule="auto"/>
+        <w:widowControl/>
       </w:pPr>
       <w:r>
-        <w:rPr>
-          <w:rFonts w:ascii="Calibri" w:hAnsi="Calibri" w:eastAsia="Calibri"/>
-          <w:b w:val="0"/>
-          <w:i w:val="0"/>
-          <w:sz w:val="22"/>
-        </w:rPr>
-        <w:t>Bərpa olunan enerji özünü yeniləyən mənbələrdən — günəş işığından, küləkdən, axan sudan, dalğalardan və geotermal istilikdən — alınan faydalı enerjidir. Fotoelektrik element işığı elektrik cərəyanına çevirir; külək turbini isə hərəkət edən havanın enerjisini əvvəlcə fırlanmaya, sonra elektrikə çevirir. Kömür və qaz stansiyalarından fərqli olaraq, bu mənbələr işləyərkən çox az karbon qazı buraxır. Lakin onlar fasiləsiz deyil: günəş batır, külək dayanır; buna görə sistemə ehtiyat mənbə və ya enerji saxlama qurğusu lazımdır.</w:t>
+        <w:t>Bərpa olunan enerji günəş, külək, axan və düşən su, dalğalar və Yerin daxili istiliyi kimi özünü yeniləyən mənbələrdən alınır. Fotoelektrik element işığı elektrik cərəyanına çevirir. Külək turbini hərəkət edən havanı fırlanma hərəkətinə, sonra elektrikə çevirir. Kömür və qaz stansiyalarından fərqli olaraq, bu qurğular işləyərkən az karbon qazı buraxır. Lakin hamısı daim enerji vermir: günəş batır, külək zəifləyir. Buna görə sistemə ehtiyat mənbə və ya enerji anbarı lazımdır.</w:t>
       </w:r>
     </w:p>
     <w:p>
       <w:pPr>
-        <w:keepNext/>
-        <w:spacing w:before="240" w:after="120"/>
+        <w:pStyle w:val="Heading1"/>
+        <w:widowControl/>
       </w:pPr>
       <w:r>
-        <w:rPr>
-          <w:rFonts w:ascii="Calibri" w:hAnsi="Calibri" w:eastAsia="Calibri"/>
-          <w:b/>
-          <w:i w:val="0"/>
-          <w:color w:val="004E8C"/>
-          <w:sz w:val="28"/>
-        </w:rPr>
-        <w:t>Kim kəşf və ya ixtira edib?</w:t>
+        <w:t>Kim kəşf edib və ya yaradıb</w:t>
       </w:r>
     </w:p>
     <w:p>
       <w:pPr>
-        <w:spacing w:after="160" w:line="276" w:lineRule="auto"/>
+        <w:widowControl/>
       </w:pPr>
       <w:r>
-        <w:rPr>
-          <w:rFonts w:ascii="Calibri" w:hAnsi="Calibri" w:eastAsia="Calibri"/>
-          <w:b w:val="0"/>
-          <w:i w:val="0"/>
-          <w:sz w:val="22"/>
-        </w:rPr>
-        <w:t>Su və külək maşınları qədim dövrlərdən məlumdur. Elektrik istehsal edən su elektrik stansiyaları 1880-ci illərdə meydana gəldi. Edmond Bekkerel 1839-cu ildə fotoelektrik effekti müşahidə etdi; Bell laboratoriyalarında Deril Çapin, Kalvin Fuller və Cerald Pirson 1954-cü ildə praktik silisium elementi hazırladılar. İlk vaxtlarda bahalılığın maneə olmadığı kosmik proqramlarda günəş elementlərindən geniş istifadə olundu. 1970-ci illərin neft böhranlarından sonra danimarkalı və başqa ölkələrdən olan mühəndislər iri külək turbinlərini yenidən inkişaf etdirdilər. Bərpa olunan enerji texnologiyalarının tək ixtiraçısı yoxdur.</w:t>
+        <w:t>Su və küləklə işləyən maşınlar qədimdən mövcuddur. Elektrik hasil edən hidroenergetika 1880-ci illərə gedib çıxır. Edmon Bekkerel 1839-cu ildə fotoelektrik effekti müşahidə etdi. Bell Labs-dan Deril Çapin, Kelvin Fuller və Cerald Pirson 1954-cü ildə praktik silisium elementi hazırladılar. Qiymətin həlledici olmadığı kosmik proqramlar günəş enerjisinin ilkin istifadəçiləri oldu. Danimarkalı və başqa mühəndislər 1970-ci illərin neft böhranlarından sonra böyük külək turbinlərini yenidən inkişaf etdirdilər. Bərpa olunan enerjinin tək ixtiraçısı yoxdur.</w:t>
       </w:r>
     </w:p>
     <w:p>
       <w:pPr>
-        <w:keepNext/>
-        <w:spacing w:before="240" w:after="120"/>
+        <w:pStyle w:val="Heading1"/>
+        <w:widowControl/>
       </w:pPr>
       <w:r>
-        <w:rPr>
-          <w:rFonts w:ascii="Calibri" w:hAnsi="Calibri" w:eastAsia="Calibri"/>
-          <w:b/>
-          <w:i w:val="0"/>
-          <w:color w:val="004E8C"/>
-          <w:sz w:val="28"/>
-        </w:rPr>
-        <w:t>Nə vaxt və necə yaranıb?</w:t>
+        <w:t>Nə vaxt və necə yaranıb</w:t>
       </w:r>
     </w:p>
     <w:p>
       <w:pPr>
-        <w:spacing w:after="160" w:line="276" w:lineRule="auto"/>
+        <w:widowControl/>
       </w:pPr>
       <w:r>
-        <w:rPr>
-          <w:rFonts w:ascii="Calibri" w:hAnsi="Calibri" w:eastAsia="Calibri"/>
-          <w:b w:val="0"/>
-          <w:i w:val="0"/>
-          <w:sz w:val="22"/>
-        </w:rPr>
-        <w:t>İqlim elmi və havanın təmizliyini qoruyan qanunlar müasir inkişaf dalğasına təkan verdi; silisiumun və turbinlərin ucuzlaşması isə 2010-cu illərdə bu texnologiyaları iqtisadi cəhətdən rəqabətqabiliyyətli etdi. Dövlət tədqiqatları, subsidiyalar və böyükmiqyaslı istehsal mühüm rol oynadı. Su elektrik enerjisinin coğrafi məhdudiyyətləri və ekoloji xərcləri var. XXI əsr günəş və külək enerjisinin bütöv elektrik şəbəkələrini dəyişdirə biləcək qədər ucuzlaşdığı ilk dövrdür.</w:t>
+        <w:t>Müasir inkişafı iqlim elmi və havanın təmizliyinə dair qanunlar sürətləndirdi. Silisium və turbin xərclərinin azalması 2010-cu illərdə iqtisadi cəhətdən əlverişli şərait yaratdı. Dövlət tədqiqatları, subsidiyalar və iri istehsal mühüm rol oynadı. Hidroenergetikanın coğrafi məhdudiyyətləri və ekoloji təsirləri var. XXI əsrdə günəş və külək ilk dəfə bütöv elektrik şəbəkələrini dəyişəcək qədər ucuzlaşdı.</w:t>
       </w:r>
     </w:p>
     <w:p>
       <w:pPr>
-        <w:keepNext/>
-        <w:spacing w:before="240" w:after="120"/>
+        <w:pStyle w:val="Heading1"/>
+        <w:widowControl/>
       </w:pPr>
       <w:r>
-        <w:rPr>
-          <w:rFonts w:ascii="Calibri" w:hAnsi="Calibri" w:eastAsia="Calibri"/>
-          <w:b/>
-          <w:i w:val="0"/>
-          <w:color w:val="004E8C"/>
-          <w:sz w:val="28"/>
-        </w:rPr>
-        <w:t>Elmi əhəmiyyəti</w:t>
+        <w:t>Elm üçün əhəmiyyəti</w:t>
       </w:r>
     </w:p>
     <w:p>
       <w:pPr>
-        <w:spacing w:after="160" w:line="276" w:lineRule="auto"/>
+        <w:widowControl/>
       </w:pPr>
       <w:r>
-        <w:rPr>
-          <w:rFonts w:ascii="Calibri" w:hAnsi="Calibri" w:eastAsia="Calibri"/>
-          <w:b w:val="0"/>
-          <w:i w:val="0"/>
-          <w:sz w:val="22"/>
-        </w:rPr>
-        <w:t>Bu texnologiyalarda yarımkeçiricilər fizikası, aerodinamika və güc elektronikası tətbiq olunur. Onlar elektrik şəbəkəsi elminə yeni vəzifə verir: hava proqnozu artıq enerji təchizatının da proqnozudur. Həyat dövrü təhlili — panel və ya turbinin hazırlanmasına sərf olunan enerjinin hesablanması — dürüst qiymətləndirmənin bir hissəsidir. Elmi əhəmiyyət ondadır ki, enerji yalnız fosil karbon ehtiyatından deyil, daim yenilənən təbii axınlardan da əldə edilə bilər.</w:t>
+        <w:t>Bu texnologiyalar yarımkeçirici fizikasını, aerodinamikanı və güc elektronikasını tətbiq edir. Elektrik şəbəkəsinin idarəsində hava proqnozu enerji təklifi proqnozuna çevrilir. Panel və ya turbinin istehsalına sərf olunan enerjini də hesablamaq — həyat dövrü təhlili — düzgün qiymətləndirmənin hissəsidir. Elmi baxımdan əsas fikir budur: enerjini təkcə yeraltı yanacaq ehtiyatlarından deyil, davamlı təbii axınlardan da almaq olar.</w:t>
       </w:r>
     </w:p>
     <w:p>
       <w:pPr>
-        <w:keepNext/>
-        <w:spacing w:before="240" w:after="120"/>
+        <w:pStyle w:val="Heading1"/>
+        <w:widowControl/>
       </w:pPr>
       <w:r>
-        <w:rPr>
-          <w:rFonts w:ascii="Calibri" w:hAnsi="Calibri" w:eastAsia="Calibri"/>
-          <w:b/>
-          <w:i w:val="0"/>
-          <w:color w:val="004E8C"/>
-          <w:sz w:val="28"/>
-        </w:rPr>
         <w:t>Sonrakı inkişafa təsiri</w:t>
       </w:r>
     </w:p>
     <w:p>
       <w:pPr>
-        <w:spacing w:after="160" w:line="276" w:lineRule="auto"/>
+        <w:widowControl/>
       </w:pPr>
       <w:r>
-        <w:rPr>
-          <w:rFonts w:ascii="Calibri" w:hAnsi="Calibri" w:eastAsia="Calibri"/>
-          <w:b w:val="0"/>
-          <w:i w:val="0"/>
-          <w:sz w:val="22"/>
-        </w:rPr>
-        <w:t>Batareyalar, hidrogen və uzaq məsafələrə elektrik ötürülməsi bu texnologiyaları tamamlayır. İstilik nasosları təmiz elektriklə yaxşı uyğunlaşır. Geotermal enerji və daha səmərəli su elektrik sistemləri də inkişaf edir. Ən çətin məsələ müxtəlif mənbələri vahid şəbəkədə birləşdirməkdir: küləksiz, qaranlıq axşamda işıqları necə yanılı saxlamaq olar? Torpaqdan istifadə və mineral təchizatı siyasəti artıq enerji mühəndisliyinin bir hissəsidir.</w:t>
+        <w:t>Batareyalar, hidrogen və uzaq məsafəyə elektrik ötürülməsi yanaşı inkişaf edən sahələrdir. İstilik nasosları təmiz elektriklə yaxşı uyğunlaşır. Geotermal enerji və daha yaxşı hidroenerji qurğuları üzrə iş davam edir. Çətin məsələ bütün sistemi birləşdirməkdir: qaranlıq, küləksiz axşam işıqları necə yandırmaq olar? Torpaqdan istifadə və mineral təchizatı ilə bağlı siyasət də enerji mühəndisliyinin hissəsinə çevrilib.</w:t>
       </w:r>
     </w:p>
     <w:p>
       <w:pPr>
-        <w:keepNext/>
-        <w:spacing w:before="240" w:after="120"/>
+        <w:pStyle w:val="Heading1"/>
+        <w:widowControl/>
       </w:pPr>
       <w:r>
-        <w:rPr>
-          <w:rFonts w:ascii="Calibri" w:hAnsi="Calibri" w:eastAsia="Calibri"/>
-          <w:b/>
-          <w:i w:val="0"/>
-          <w:color w:val="004E8C"/>
-          <w:sz w:val="28"/>
-        </w:rPr>
-        <w:t>İnsan həyatını necə dəyişdi?</w:t>
+        <w:t>İnsan həyatını necə dəyişib</w:t>
       </w:r>
     </w:p>
     <w:p>
       <w:pPr>
-        <w:spacing w:after="160" w:line="276" w:lineRule="auto"/>
+        <w:widowControl/>
       </w:pPr>
       <w:r>
-        <w:rPr>
-          <w:rFonts w:ascii="Calibri" w:hAnsi="Calibri" w:eastAsia="Calibri"/>
-          <w:b w:val="0"/>
-          <w:i w:val="0"/>
-          <w:sz w:val="22"/>
-        </w:rPr>
-        <w:t>İcmalar yerli enerji və daha təmiz hava qazana bilər, eyni zamanda külək turbinlərinin yerləşdirildiyi dağ silsilələri və günəş stansiyalarının salındığı səhralar ətrafında mübahisə yarana bilər. Damüstü günəş panelləri ailələrə istehlak etdikləri enerjinin bir hissəsini özləri istehsal etməyə şərait yaradır. Cəmiyyət enerji sistemini planlı şəkildə dəyişdirməyə çalışır. Bu sahədə tərəqqi iqlimi sabitsizləşdirən karbon emissiyalarını azaltmaqla yanaşı, gündəlik xidmətləri qorumaq deməkdir. Bərpa olunan enerji bu məqsədə çatmağın əsas vasitələrindən biridir, lakin bütün həll yollarını təkbaşına əvəz etmir.</w:t>
+        <w:t>İcmalar yerli enerji və daha təmiz hava qazana bilər; dağ silsilələri və səhralarda qurğuların yerləşdirilməsi barədə mübahisələr də yarana bilər. Günəş panelli evlər hava şəraiti ilə yeni münasibət qurur. Cəmiyyət enerji təminatını planlı şəkildə dəyişməyə çalışır. Məqsəd xidmətləri qoruyaraq iqlimi pozan karbon emissiyalarını azaltmaqdır. Bərpa olunan mənbələr bunun üçün vasitədir, bütün həllin özü deyil.</w:t>
       </w:r>
     </w:p>
     <w:p>
       <w:pPr>
-        <w:keepNext/>
-        <w:spacing w:before="240" w:after="120"/>
+        <w:pStyle w:val="Heading1"/>
+        <w:widowControl/>
       </w:pPr>
       <w:r>
-        <w:rPr>
-          <w:rFonts w:ascii="Calibri" w:hAnsi="Calibri" w:eastAsia="Calibri"/>
-          <w:b/>
-          <w:i w:val="0"/>
-          <w:color w:val="004E8C"/>
-          <w:sz w:val="28"/>
-        </w:rPr>
         <w:t>Mənbələr və istinadlar</w:t>
       </w:r>
     </w:p>
     <w:p>
       <w:pPr>
-        <w:keepNext/>
-        <w:spacing w:before="240" w:after="120"/>
+        <w:pStyle w:val="Heading2"/>
+        <w:widowControl/>
       </w:pPr>
       <w:r>
         <w:rPr>
-          <w:rFonts w:ascii="Calibri" w:hAnsi="Calibri" w:eastAsia="Calibri"/>
-          <w:b/>
-          <w:i w:val="0"/>
-          <w:color w:val="004E8C"/>
-          <w:sz w:val="24"/>
+          <w:sz w:val="20"/>
         </w:rPr>
-        <w:t>C. Təşkilatların materialları və ensiklopedik mənbələr</w:t>
+        <w:t>C Qurumların materialları və ensiklopedik mənbələr</w:t>
       </w:r>
     </w:p>
     <w:p>
       <w:pPr>
-        <w:spacing w:after="80"/>
-        <w:ind w:left="360"/>
+        <w:widowControl/>
       </w:pPr>
       <w:r>
         <w:rPr>
-          <w:rFonts w:ascii="Calibri" w:hAnsi="Calibri" w:eastAsia="Calibri"/>
-          <w:b w:val="0"/>
-          <w:i w:val="0"/>
-          <w:sz w:val="22"/>
+          <w:sz w:val="20"/>
         </w:rPr>
-        <w:t>1. Our World in Data. “Renewable energy” (“Bərpa olunan enerji”).</w:t>
-      </w:r>
-      <w:r>
-        <w:rPr>
-          <w:rFonts w:ascii="Calibri" w:hAnsi="Calibri" w:eastAsia="Calibri"/>
-          <w:b w:val="0"/>
-          <w:i w:val="0"/>
-          <w:sz w:val="22"/>
-        </w:rPr>
-        <w:t xml:space="preserve"> </w:t>
+        <w:t xml:space="preserve">1. Our World in Data. 'Renewable energy.' </w:t>
       </w:r>
       <w:hyperlink r:id="rId9">
         <w:r>
           <w:rPr>
-            <w:rFonts w:ascii="Calibri" w:hAnsi="Calibri" w:eastAsia="Calibri"/>
-            <w:b w:val="0"/>
-            <w:i w:val="0"/>
-            <w:sz w:val="22"/>
-            <w:color w:val="0563C1"/>
-            <w:u w:val="single"/>
+            <w:sz w:val="20"/>
           </w:rPr>
           <w:t>https://ourworldindata.org/renewable-energy</w:t>
         </w:r>
       </w:hyperlink>
+      <w:r>
+        <w:rPr>
+          <w:sz w:val="20"/>
+        </w:rPr>
+      </w:r>
     </w:p>
     <w:p>
       <w:pPr>
-        <w:spacing w:after="80"/>
-        <w:ind w:left="360"/>
+        <w:widowControl/>
       </w:pPr>
       <w:r>
         <w:rPr>
-          <w:rFonts w:ascii="Calibri" w:hAnsi="Calibri" w:eastAsia="Calibri"/>
-          <w:b w:val="0"/>
-          <w:i w:val="0"/>
-          <w:sz w:val="22"/>
+          <w:sz w:val="20"/>
         </w:rPr>
-        <w:t>2. Encyclopaedia Britannica. “Renewable energy” (“Bərpa olunan enerji”).</w:t>
-      </w:r>
-      <w:r>
-        <w:rPr>
-          <w:rFonts w:ascii="Calibri" w:hAnsi="Calibri" w:eastAsia="Calibri"/>
-          <w:b w:val="0"/>
-          <w:i w:val="0"/>
-          <w:sz w:val="22"/>
-        </w:rPr>
-        <w:t xml:space="preserve"> </w:t>
+        <w:t xml:space="preserve">2. Encyclopaedia Britannica. 'Renewable energy.' </w:t>
       </w:r>
       <w:hyperlink r:id="rId10">
         <w:r>
           <w:rPr>
-            <w:rFonts w:ascii="Calibri" w:hAnsi="Calibri" w:eastAsia="Calibri"/>
-            <w:b w:val="0"/>
-            <w:i w:val="0"/>
-            <w:sz w:val="22"/>
-            <w:color w:val="0563C1"/>
-            <w:u w:val="single"/>
+            <w:sz w:val="20"/>
           </w:rPr>
           <w:t>https://www.britannica.com/science/renewable-energy</w:t>
         </w:r>
       </w:hyperlink>
+      <w:r>
+        <w:rPr>
+          <w:sz w:val="20"/>
+        </w:rPr>
+      </w:r>
     </w:p>
     <w:p>
       <w:pPr>
-        <w:spacing w:after="80"/>
-        <w:ind w:left="360"/>
+        <w:widowControl/>
       </w:pPr>
       <w:r>
         <w:rPr>
-          <w:rFonts w:ascii="Calibri" w:hAnsi="Calibri" w:eastAsia="Calibri"/>
-          <w:b w:val="0"/>
-          <w:i w:val="0"/>
-          <w:sz w:val="22"/>
+          <w:sz w:val="20"/>
         </w:rPr>
-        <w:t>3. Science History Institute. Silisium günəş elementi, Bell laboratoriyaları, 1954.</w:t>
-      </w:r>
-      <w:r>
-        <w:rPr>
-          <w:rFonts w:ascii="Calibri" w:hAnsi="Calibri" w:eastAsia="Calibri"/>
-          <w:b w:val="0"/>
-          <w:i w:val="0"/>
-          <w:sz w:val="22"/>
-        </w:rPr>
-        <w:t xml:space="preserve"> </w:t>
+        <w:t xml:space="preserve">3. Science History Institute. Silicon solar cell, Bell Labs, 1954. </w:t>
       </w:r>
       <w:hyperlink r:id="rId11">
         <w:r>
           <w:rPr>
-            <w:rFonts w:ascii="Calibri" w:hAnsi="Calibri" w:eastAsia="Calibri"/>
-            <w:b w:val="0"/>
-            <w:i w:val="0"/>
-            <w:sz w:val="22"/>
-            <w:color w:val="0563C1"/>
-            <w:u w:val="single"/>
+            <w:sz w:val="20"/>
           </w:rPr>
           <w:t>https://www.sciencehistory.org/stories/magazine/solar-power/</w:t>
         </w:r>
       </w:hyperlink>
-    </w:p>
-    <w:p>
-      <w:pPr>
-        <w:keepNext/>
-        <w:spacing w:before="240" w:after="120"/>
-      </w:pPr>
       <w:r>
         <w:rPr>
-          <w:rFonts w:ascii="Calibri" w:hAnsi="Calibri" w:eastAsia="Calibri"/>
-          <w:b/>
-          <w:i w:val="0"/>
-          <w:color w:val="004E8C"/>
-          <w:sz w:val="24"/>
+          <w:sz w:val="20"/>
         </w:rPr>
-        <w:t>G. Kosmik agentliklərin, laboratoriyaların və elmi təşkilatların materialları</w:t>
       </w:r>
     </w:p>
     <w:p>
       <w:pPr>
-        <w:spacing w:after="80"/>
-        <w:ind w:left="360"/>
+        <w:pStyle w:val="Heading2"/>
+        <w:widowControl/>
       </w:pPr>
       <w:r>
         <w:rPr>
-          <w:rFonts w:ascii="Calibri" w:hAnsi="Calibri" w:eastAsia="Calibri"/>
-          <w:b w:val="0"/>
-          <w:i w:val="0"/>
-          <w:sz w:val="22"/>
+          <w:sz w:val="20"/>
         </w:rPr>
-        <w:t>1. International Energy Agency. World Energy Outlook.</w:t>
+        <w:t>G Kosmik agentliklər laboratoriyalar və elmi təşkilatlar</w:t>
       </w:r>
+    </w:p>
+    <w:p>
+      <w:pPr>
+        <w:widowControl/>
+      </w:pPr>
       <w:r>
         <w:rPr>
-          <w:rFonts w:ascii="Calibri" w:hAnsi="Calibri" w:eastAsia="Calibri"/>
-          <w:b w:val="0"/>
-          <w:i w:val="0"/>
-          <w:sz w:val="22"/>
+          <w:sz w:val="20"/>
         </w:rPr>
-        <w:t xml:space="preserve"> </w:t>
+        <w:t xml:space="preserve">1. International Energy Agency. World Energy Outlook. </w:t>
       </w:r>
       <w:hyperlink r:id="rId12">
         <w:r>
           <w:rPr>
-            <w:rFonts w:ascii="Calibri" w:hAnsi="Calibri" w:eastAsia="Calibri"/>
-            <w:b w:val="0"/>
-            <w:i w:val="0"/>
-            <w:sz w:val="22"/>
-            <w:color w:val="0563C1"/>
-            <w:u w:val="single"/>
+            <w:sz w:val="20"/>
           </w:rPr>
           <w:t>https://www.iea.org/reports/world-energy-outlook-2024</w:t>
         </w:r>
       </w:hyperlink>
+      <w:r>
+        <w:rPr>
+          <w:sz w:val="20"/>
+        </w:rPr>
+      </w:r>
     </w:p>
     <w:p>
       <w:pPr>
-        <w:spacing w:after="80"/>
-        <w:ind w:left="360"/>
+        <w:widowControl/>
       </w:pPr>
       <w:r>
         <w:rPr>
-          <w:rFonts w:ascii="Calibri" w:hAnsi="Calibri" w:eastAsia="Calibri"/>
-          <w:b w:val="0"/>
-          <w:i w:val="0"/>
-          <w:sz w:val="22"/>
+          <w:sz w:val="20"/>
         </w:rPr>
-        <w:t>2. IRENA. Bərpa olunan enerji statistikası və texnologiya icmalları.</w:t>
-      </w:r>
-      <w:r>
-        <w:rPr>
-          <w:rFonts w:ascii="Calibri" w:hAnsi="Calibri" w:eastAsia="Calibri"/>
-          <w:b w:val="0"/>
-          <w:i w:val="0"/>
-          <w:sz w:val="22"/>
-        </w:rPr>
-        <w:t xml:space="preserve"> </w:t>
+        <w:t xml:space="preserve">2. IRENA. Renewable energy statistics and technology briefs. </w:t>
       </w:r>
       <w:hyperlink r:id="rId13">
         <w:r>
           <w:rPr>
-            <w:rFonts w:ascii="Calibri" w:hAnsi="Calibri" w:eastAsia="Calibri"/>
-            <w:b w:val="0"/>
-            <w:i w:val="0"/>
-            <w:sz w:val="22"/>
-            <w:color w:val="0563C1"/>
-            <w:u w:val="single"/>
+            <w:sz w:val="20"/>
           </w:rPr>
           <w:t>https://www.irena.org/</w:t>
         </w:r>
       </w:hyperlink>
+      <w:r>
+        <w:rPr>
+          <w:sz w:val="20"/>
+        </w:rPr>
+      </w:r>
     </w:p>
     <w:sectPr>
-      <w:pgSz w:w="12240" w:h="15840"/>
-      <w:pgMar w:top="1296" w:right="1440" w:bottom="1296" w:left="1440" w:header="720" w:footer="720" w:gutter="0"/>
+      <w:footerReference w:type="default" r:id="rId14"/>
+      <w:pgSz w:w="11906" w:h="16838"/>
+      <w:pgMar w:top="1020" w:right="1134" w:bottom="1020" w:left="1134" w:header="720" w:footer="720" w:gutter="0"/>
       <w:cols w:space="720"/>
       <w:docGrid w:linePitch="360"/>
     </w:sectPr>
   </w:body>
 </w:document>
+</file>
+
+<file path=word/footer1.xml><?xml version="1.0" encoding="utf-8"?>
+<w:ftr xmlns:m="http://schemas.openxmlformats.org/officeDocument/2006/math" xmlns:mc="http://schemas.openxmlformats.org/markup-compatibility/2006" xmlns:mo="http://schemas.microsoft.com/office/mac/office/2008/main" xmlns:mv="urn:schemas-microsoft-com:mac:vml" xmlns:o="urn:schemas-microsoft-com:office:office" xmlns:r="http://schemas.openxmlformats.org/officeDocument/2006/relationships" xmlns:v="urn:schemas-microsoft-com:vml" xmlns:w10="urn:schemas-microsoft-com:office:word" xmlns:w14="http://schemas.microsoft.com/office/word/2010/wordml" xmlns:w="http://schemas.openxmlformats.org/wordprocessingml/2006/main" xmlns:wne="http://schemas.microsoft.com/office/word/2006/wordml" xmlns:wp14="http://schemas.microsoft.com/office/word/2010/wordprocessingDrawing" xmlns:wp="http://schemas.openxmlformats.org/drawingml/2006/wordprocessingDrawing" xmlns:wpc="http://schemas.microsoft.com/office/word/2010/wordprocessingCanvas" xmlns:wpg="http://schemas.microsoft.com/office/word/2010/wordprocessingGroup" xmlns:wpi="http://schemas.microsoft.com/office/word/2010/wordprocessingInk" xmlns:wps="http://schemas.microsoft.com/office/word/2010/wordprocessingShape" mc:Ignorable="w14 wp14">
+  <w:p>
+    <w:pPr>
+      <w:pStyle w:val="Footer"/>
+      <w:jc w:val="right"/>
+    </w:pPr>
+    <w:fldSimple w:instr="PAGE"/>
+  </w:p>
+</w:ftr>
 </file>
 
 <file path=word/numbering.xml><?xml version="1.0" encoding="utf-8"?>
@@ -778,7 +583,7 @@
   <w:docDefaults>
     <w:rPrDefault>
       <w:rPr>
-        <w:rFonts w:asciiTheme="minorHAnsi" w:eastAsiaTheme="minorEastAsia" w:hAnsiTheme="minorHAnsi" w:cstheme="minorBidi"/>
+        <w:rFonts/>
         <w:sz w:val="22"/>
         <w:szCs w:val="22"/>
         <w:lang w:val="en-US" w:eastAsia="en-US" w:bidi="ar-SA"/>
@@ -933,6 +738,15 @@
     <w:name w:val="Normal"/>
     <w:qFormat/>
     <w:rsid w:val="00FC693F"/>
+    <w:pPr>
+      <w:spacing w:after="120" w:line="259" w:lineRule="auto"/>
+    </w:pPr>
+    <w:rPr>
+      <w:rFonts w:ascii="Times New Roman" w:hAnsi="Times New Roman"/>
+      <w:color w:val="000000"/>
+      <w:sz w:val="24"/>
+      <w:lang w:val="az-Latn-AZ"/>
+    </w:rPr>
   </w:style>
   <w:style w:type="paragraph" w:styleId="Header">
     <w:name w:val="header"/>
@@ -989,16 +803,17 @@
     <w:pPr>
       <w:keepNext/>
       <w:keepLines/>
-      <w:spacing w:before="480" w:after="0"/>
+      <w:spacing w:before="480" w:after="120" w:line="259" w:lineRule="auto"/>
       <w:outlineLvl w:val="0"/>
     </w:pPr>
     <w:rPr>
-      <w:rFonts w:asciiTheme="majorHAnsi" w:eastAsiaTheme="majorEastAsia" w:hAnsiTheme="majorHAnsi" w:cstheme="majorBidi"/>
+      <w:rFonts w:ascii="Times New Roman" w:hAnsi="Times New Roman"/>
       <w:b/>
       <w:bCs/>
-      <w:color w:val="365F91" w:themeColor="accent1" w:themeShade="BF"/>
-      <w:sz w:val="28"/>
+      <w:color w:val="000000"/>
+      <w:sz w:val="26"/>
       <w:szCs w:val="28"/>
+      <w:lang w:val="az-Latn-AZ"/>
     </w:rPr>
   </w:style>
   <w:style w:type="paragraph" w:styleId="Heading2">
@@ -1013,16 +828,17 @@
     <w:pPr>
       <w:keepNext/>
       <w:keepLines/>
-      <w:spacing w:before="200" w:after="0"/>
+      <w:spacing w:before="200" w:after="120" w:line="259" w:lineRule="auto"/>
       <w:outlineLvl w:val="1"/>
     </w:pPr>
     <w:rPr>
-      <w:rFonts w:asciiTheme="majorHAnsi" w:eastAsiaTheme="majorEastAsia" w:hAnsiTheme="majorHAnsi" w:cstheme="majorBidi"/>
+      <w:rFonts w:ascii="Times New Roman" w:hAnsi="Times New Roman"/>
       <w:b/>
       <w:bCs/>
-      <w:color w:val="4F81BD" w:themeColor="accent1"/>
+      <w:color w:val="000000"/>
       <w:sz w:val="26"/>
       <w:szCs w:val="26"/>
+      <w:lang w:val="az-Latn-AZ"/>
     </w:rPr>
   </w:style>
   <w:style w:type="paragraph" w:styleId="Heading3">
@@ -1041,7 +857,7 @@
       <w:outlineLvl w:val="2"/>
     </w:pPr>
     <w:rPr>
-      <w:rFonts w:asciiTheme="majorHAnsi" w:eastAsiaTheme="majorEastAsia" w:hAnsiTheme="majorHAnsi" w:cstheme="majorBidi"/>
+      <w:rFonts/>
       <w:b/>
       <w:bCs/>
       <w:color w:val="4F81BD" w:themeColor="accent1"/>
@@ -1064,7 +880,7 @@
       <w:outlineLvl w:val="3"/>
     </w:pPr>
     <w:rPr>
-      <w:rFonts w:asciiTheme="majorHAnsi" w:eastAsiaTheme="majorEastAsia" w:hAnsiTheme="majorHAnsi" w:cstheme="majorBidi"/>
+      <w:rFonts/>
       <w:b/>
       <w:bCs/>
       <w:i/>
@@ -1089,7 +905,7 @@
       <w:outlineLvl w:val="4"/>
     </w:pPr>
     <w:rPr>
-      <w:rFonts w:asciiTheme="majorHAnsi" w:eastAsiaTheme="majorEastAsia" w:hAnsiTheme="majorHAnsi" w:cstheme="majorBidi"/>
+      <w:rFonts/>
       <w:color w:val="243F60" w:themeColor="accent1" w:themeShade="7F"/>
     </w:rPr>
   </w:style>
@@ -1110,7 +926,7 @@
       <w:outlineLvl w:val="5"/>
     </w:pPr>
     <w:rPr>
-      <w:rFonts w:asciiTheme="majorHAnsi" w:eastAsiaTheme="majorEastAsia" w:hAnsiTheme="majorHAnsi" w:cstheme="majorBidi"/>
+      <w:rFonts/>
       <w:i/>
       <w:iCs/>
       <w:color w:val="243F60" w:themeColor="accent1" w:themeShade="7F"/>
@@ -1133,7 +949,7 @@
       <w:outlineLvl w:val="6"/>
     </w:pPr>
     <w:rPr>
-      <w:rFonts w:asciiTheme="majorHAnsi" w:eastAsiaTheme="majorEastAsia" w:hAnsiTheme="majorHAnsi" w:cstheme="majorBidi"/>
+      <w:rFonts/>
       <w:i/>
       <w:iCs/>
       <w:color w:val="404040" w:themeColor="text1" w:themeTint="BF"/>
@@ -1156,7 +972,7 @@
       <w:outlineLvl w:val="7"/>
     </w:pPr>
     <w:rPr>
-      <w:rFonts w:asciiTheme="majorHAnsi" w:eastAsiaTheme="majorEastAsia" w:hAnsiTheme="majorHAnsi" w:cstheme="majorBidi"/>
+      <w:rFonts/>
       <w:color w:val="4F81BD" w:themeColor="accent1"/>
       <w:sz w:val="20"/>
       <w:szCs w:val="20"/>
@@ -1179,7 +995,7 @@
       <w:outlineLvl w:val="8"/>
     </w:pPr>
     <w:rPr>
-      <w:rFonts w:asciiTheme="majorHAnsi" w:eastAsiaTheme="majorEastAsia" w:hAnsiTheme="majorHAnsi" w:cstheme="majorBidi"/>
+      <w:rFonts/>
       <w:i/>
       <w:iCs/>
       <w:color w:val="404040" w:themeColor="text1" w:themeTint="BF"/>
@@ -1230,7 +1046,7 @@
     <w:uiPriority w:val="9"/>
     <w:rsid w:val="00FC693F"/>
     <w:rPr>
-      <w:rFonts w:asciiTheme="majorHAnsi" w:eastAsiaTheme="majorEastAsia" w:hAnsiTheme="majorHAnsi" w:cstheme="majorBidi"/>
+      <w:rFonts/>
       <w:b/>
       <w:bCs/>
       <w:color w:val="365F91" w:themeColor="accent1" w:themeShade="BF"/>
@@ -1245,7 +1061,7 @@
     <w:uiPriority w:val="9"/>
     <w:rsid w:val="00FC693F"/>
     <w:rPr>
-      <w:rFonts w:asciiTheme="majorHAnsi" w:eastAsiaTheme="majorEastAsia" w:hAnsiTheme="majorHAnsi" w:cstheme="majorBidi"/>
+      <w:rFonts/>
       <w:b/>
       <w:bCs/>
       <w:color w:val="4F81BD" w:themeColor="accent1"/>
@@ -1260,7 +1076,7 @@
     <w:uiPriority w:val="9"/>
     <w:rsid w:val="00FC693F"/>
     <w:rPr>
-      <w:rFonts w:asciiTheme="majorHAnsi" w:eastAsiaTheme="majorEastAsia" w:hAnsiTheme="majorHAnsi" w:cstheme="majorBidi"/>
+      <w:rFonts/>
       <w:b/>
       <w:bCs/>
       <w:color w:val="4F81BD" w:themeColor="accent1"/>
@@ -1275,19 +1091,17 @@
     <w:qFormat/>
     <w:rsid w:val="00FC693F"/>
     <w:pPr>
-      <w:pBdr>
-        <w:bottom w:val="single" w:sz="8" w:space="4" w:color="4F81BD" w:themeColor="accent1"/>
-      </w:pBdr>
-      <w:spacing w:after="300" w:line="240" w:lineRule="auto"/>
+      <w:spacing w:after="120" w:line="259" w:lineRule="auto"/>
       <w:contextualSpacing/>
     </w:pPr>
     <w:rPr>
-      <w:rFonts w:asciiTheme="majorHAnsi" w:eastAsiaTheme="majorEastAsia" w:hAnsiTheme="majorHAnsi" w:cstheme="majorBidi"/>
-      <w:color w:val="17365D" w:themeColor="text2" w:themeShade="BF"/>
+      <w:rFonts w:ascii="Times New Roman" w:hAnsi="Times New Roman"/>
+      <w:color w:val="000000"/>
       <w:spacing w:val="5"/>
       <w:kern w:val="28"/>
-      <w:sz w:val="52"/>
+      <w:sz w:val="40"/>
       <w:szCs w:val="52"/>
+      <w:lang w:val="az-Latn-AZ"/>
     </w:rPr>
   </w:style>
   <w:style w:type="character" w:customStyle="1" w:styleId="TitleChar">
@@ -1297,7 +1111,7 @@
     <w:uiPriority w:val="10"/>
     <w:rsid w:val="00FC693F"/>
     <w:rPr>
-      <w:rFonts w:asciiTheme="majorHAnsi" w:eastAsiaTheme="majorEastAsia" w:hAnsiTheme="majorHAnsi" w:cstheme="majorBidi"/>
+      <w:rFonts/>
       <w:color w:val="17365D" w:themeColor="text2" w:themeShade="BF"/>
       <w:spacing w:val="5"/>
       <w:kern w:val="28"/>
@@ -1319,7 +1133,7 @@
       </w:numPr>
     </w:pPr>
     <w:rPr>
-      <w:rFonts w:asciiTheme="majorHAnsi" w:eastAsiaTheme="majorEastAsia" w:hAnsiTheme="majorHAnsi" w:cstheme="majorBidi"/>
+      <w:rFonts/>
       <w:i/>
       <w:iCs/>
       <w:color w:val="4F81BD" w:themeColor="accent1"/>
@@ -1335,7 +1149,7 @@
     <w:uiPriority w:val="11"/>
     <w:rsid w:val="00FC693F"/>
     <w:rPr>
-      <w:rFonts w:asciiTheme="majorHAnsi" w:eastAsiaTheme="majorEastAsia" w:hAnsiTheme="majorHAnsi" w:cstheme="majorBidi"/>
+      <w:rFonts/>
       <w:i/>
       <w:iCs/>
       <w:color w:val="4F81BD" w:themeColor="accent1"/>
@@ -1460,8 +1274,15 @@
       <w:numPr>
         <w:numId w:val="1"/>
       </w:numPr>
+      <w:spacing w:after="120" w:line="259" w:lineRule="auto"/>
       <w:contextualSpacing/>
     </w:pPr>
+    <w:rPr>
+      <w:rFonts w:ascii="Times New Roman" w:hAnsi="Times New Roman"/>
+      <w:color w:val="000000"/>
+      <w:sz w:val="24"/>
+      <w:lang w:val="az-Latn-AZ"/>
+    </w:rPr>
   </w:style>
   <w:style w:type="paragraph" w:styleId="ListBullet2">
     <w:name w:val="List Bullet 2"/>
@@ -1633,7 +1454,7 @@
     <w:semiHidden/>
     <w:rsid w:val="00FC693F"/>
     <w:rPr>
-      <w:rFonts w:asciiTheme="majorHAnsi" w:eastAsiaTheme="majorEastAsia" w:hAnsiTheme="majorHAnsi" w:cstheme="majorBidi"/>
+      <w:rFonts/>
       <w:b/>
       <w:bCs/>
       <w:i/>
@@ -1649,7 +1470,7 @@
     <w:semiHidden/>
     <w:rsid w:val="00FC693F"/>
     <w:rPr>
-      <w:rFonts w:asciiTheme="majorHAnsi" w:eastAsiaTheme="majorEastAsia" w:hAnsiTheme="majorHAnsi" w:cstheme="majorBidi"/>
+      <w:rFonts/>
       <w:color w:val="243F60" w:themeColor="accent1" w:themeShade="7F"/>
     </w:rPr>
   </w:style>
@@ -1661,7 +1482,7 @@
     <w:semiHidden/>
     <w:rsid w:val="00FC693F"/>
     <w:rPr>
-      <w:rFonts w:asciiTheme="majorHAnsi" w:eastAsiaTheme="majorEastAsia" w:hAnsiTheme="majorHAnsi" w:cstheme="majorBidi"/>
+      <w:rFonts/>
       <w:i/>
       <w:iCs/>
       <w:color w:val="243F60" w:themeColor="accent1" w:themeShade="7F"/>
@@ -1675,7 +1496,7 @@
     <w:semiHidden/>
     <w:rsid w:val="00FC693F"/>
     <w:rPr>
-      <w:rFonts w:asciiTheme="majorHAnsi" w:eastAsiaTheme="majorEastAsia" w:hAnsiTheme="majorHAnsi" w:cstheme="majorBidi"/>
+      <w:rFonts/>
       <w:i/>
       <w:iCs/>
       <w:color w:val="404040" w:themeColor="text1" w:themeTint="BF"/>
@@ -1689,7 +1510,7 @@
     <w:semiHidden/>
     <w:rsid w:val="00FC693F"/>
     <w:rPr>
-      <w:rFonts w:asciiTheme="majorHAnsi" w:eastAsiaTheme="majorEastAsia" w:hAnsiTheme="majorHAnsi" w:cstheme="majorBidi"/>
+      <w:rFonts/>
       <w:color w:val="4F81BD" w:themeColor="accent1"/>
       <w:sz w:val="20"/>
       <w:szCs w:val="20"/>
@@ -1703,7 +1524,7 @@
     <w:semiHidden/>
     <w:rsid w:val="00FC693F"/>
     <w:rPr>
-      <w:rFonts w:asciiTheme="majorHAnsi" w:eastAsiaTheme="majorEastAsia" w:hAnsiTheme="majorHAnsi" w:cstheme="majorBidi"/>
+      <w:rFonts/>
       <w:i/>
       <w:iCs/>
       <w:color w:val="404040" w:themeColor="text1" w:themeTint="BF"/>
@@ -1762,9 +1583,6 @@
     <w:qFormat/>
     <w:rsid w:val="00FC693F"/>
     <w:pPr>
-      <w:pBdr>
-        <w:bottom w:val="single" w:sz="4" w:space="4" w:color="4F81BD" w:themeColor="accent1"/>
-      </w:pBdr>
       <w:spacing w:before="200" w:after="280"/>
       <w:ind w:left="936" w:right="936"/>
     </w:pPr>
@@ -3292,7 +3110,7 @@
         <w:spacing w:before="0" w:after="0" w:line="240" w:lineRule="auto"/>
       </w:pPr>
       <w:rPr>
-        <w:rFonts w:asciiTheme="majorHAnsi" w:eastAsiaTheme="majorEastAsia" w:hAnsiTheme="majorHAnsi" w:cstheme="majorBidi"/>
+        <w:rFonts/>
         <w:b/>
         <w:bCs/>
       </w:rPr>
@@ -3313,7 +3131,7 @@
         <w:spacing w:before="0" w:after="0" w:line="240" w:lineRule="auto"/>
       </w:pPr>
       <w:rPr>
-        <w:rFonts w:asciiTheme="majorHAnsi" w:eastAsiaTheme="majorEastAsia" w:hAnsiTheme="majorHAnsi" w:cstheme="majorBidi"/>
+        <w:rFonts/>
         <w:b/>
         <w:bCs/>
       </w:rPr>
@@ -3331,14 +3149,14 @@
     </w:tblStylePr>
     <w:tblStylePr w:type="firstCol">
       <w:rPr>
-        <w:rFonts w:asciiTheme="majorHAnsi" w:eastAsiaTheme="majorEastAsia" w:hAnsiTheme="majorHAnsi" w:cstheme="majorBidi"/>
+        <w:rFonts/>
         <w:b/>
         <w:bCs/>
       </w:rPr>
     </w:tblStylePr>
     <w:tblStylePr w:type="lastCol">
       <w:rPr>
-        <w:rFonts w:asciiTheme="majorHAnsi" w:eastAsiaTheme="majorEastAsia" w:hAnsiTheme="majorHAnsi" w:cstheme="majorBidi"/>
+        <w:rFonts/>
         <w:b/>
         <w:bCs/>
       </w:rPr>
@@ -3422,7 +3240,7 @@
         <w:spacing w:before="0" w:after="0" w:line="240" w:lineRule="auto"/>
       </w:pPr>
       <w:rPr>
-        <w:rFonts w:asciiTheme="majorHAnsi" w:eastAsiaTheme="majorEastAsia" w:hAnsiTheme="majorHAnsi" w:cstheme="majorBidi"/>
+        <w:rFonts/>
         <w:b/>
         <w:bCs/>
       </w:rPr>
@@ -3443,7 +3261,7 @@
         <w:spacing w:before="0" w:after="0" w:line="240" w:lineRule="auto"/>
       </w:pPr>
       <w:rPr>
-        <w:rFonts w:asciiTheme="majorHAnsi" w:eastAsiaTheme="majorEastAsia" w:hAnsiTheme="majorHAnsi" w:cstheme="majorBidi"/>
+        <w:rFonts/>
         <w:b/>
         <w:bCs/>
       </w:rPr>
@@ -3461,14 +3279,14 @@
     </w:tblStylePr>
     <w:tblStylePr w:type="firstCol">
       <w:rPr>
-        <w:rFonts w:asciiTheme="majorHAnsi" w:eastAsiaTheme="majorEastAsia" w:hAnsiTheme="majorHAnsi" w:cstheme="majorBidi"/>
+        <w:rFonts/>
         <w:b/>
         <w:bCs/>
       </w:rPr>
     </w:tblStylePr>
     <w:tblStylePr w:type="lastCol">
       <w:rPr>
-        <w:rFonts w:asciiTheme="majorHAnsi" w:eastAsiaTheme="majorEastAsia" w:hAnsiTheme="majorHAnsi" w:cstheme="majorBidi"/>
+        <w:rFonts/>
         <w:b/>
         <w:bCs/>
       </w:rPr>
@@ -3552,7 +3370,7 @@
         <w:spacing w:before="0" w:after="0" w:line="240" w:lineRule="auto"/>
       </w:pPr>
       <w:rPr>
-        <w:rFonts w:asciiTheme="majorHAnsi" w:eastAsiaTheme="majorEastAsia" w:hAnsiTheme="majorHAnsi" w:cstheme="majorBidi"/>
+        <w:rFonts/>
         <w:b/>
         <w:bCs/>
       </w:rPr>
@@ -3573,7 +3391,7 @@
         <w:spacing w:before="0" w:after="0" w:line="240" w:lineRule="auto"/>
       </w:pPr>
       <w:rPr>
-        <w:rFonts w:asciiTheme="majorHAnsi" w:eastAsiaTheme="majorEastAsia" w:hAnsiTheme="majorHAnsi" w:cstheme="majorBidi"/>
+        <w:rFonts/>
         <w:b/>
         <w:bCs/>
       </w:rPr>
@@ -3591,14 +3409,14 @@
     </w:tblStylePr>
     <w:tblStylePr w:type="firstCol">
       <w:rPr>
-        <w:rFonts w:asciiTheme="majorHAnsi" w:eastAsiaTheme="majorEastAsia" w:hAnsiTheme="majorHAnsi" w:cstheme="majorBidi"/>
+        <w:rFonts/>
         <w:b/>
         <w:bCs/>
       </w:rPr>
     </w:tblStylePr>
     <w:tblStylePr w:type="lastCol">
       <w:rPr>
-        <w:rFonts w:asciiTheme="majorHAnsi" w:eastAsiaTheme="majorEastAsia" w:hAnsiTheme="majorHAnsi" w:cstheme="majorBidi"/>
+        <w:rFonts/>
         <w:b/>
         <w:bCs/>
       </w:rPr>
@@ -3682,7 +3500,7 @@
         <w:spacing w:before="0" w:after="0" w:line="240" w:lineRule="auto"/>
       </w:pPr>
       <w:rPr>
-        <w:rFonts w:asciiTheme="majorHAnsi" w:eastAsiaTheme="majorEastAsia" w:hAnsiTheme="majorHAnsi" w:cstheme="majorBidi"/>
+        <w:rFonts/>
         <w:b/>
         <w:bCs/>
       </w:rPr>
@@ -3703,7 +3521,7 @@
         <w:spacing w:before="0" w:after="0" w:line="240" w:lineRule="auto"/>
       </w:pPr>
       <w:rPr>
-        <w:rFonts w:asciiTheme="majorHAnsi" w:eastAsiaTheme="majorEastAsia" w:hAnsiTheme="majorHAnsi" w:cstheme="majorBidi"/>
+        <w:rFonts/>
         <w:b/>
         <w:bCs/>
       </w:rPr>
@@ -3721,14 +3539,14 @@
     </w:tblStylePr>
     <w:tblStylePr w:type="firstCol">
       <w:rPr>
-        <w:rFonts w:asciiTheme="majorHAnsi" w:eastAsiaTheme="majorEastAsia" w:hAnsiTheme="majorHAnsi" w:cstheme="majorBidi"/>
+        <w:rFonts/>
         <w:b/>
         <w:bCs/>
       </w:rPr>
     </w:tblStylePr>
     <w:tblStylePr w:type="lastCol">
       <w:rPr>
-        <w:rFonts w:asciiTheme="majorHAnsi" w:eastAsiaTheme="majorEastAsia" w:hAnsiTheme="majorHAnsi" w:cstheme="majorBidi"/>
+        <w:rFonts/>
         <w:b/>
         <w:bCs/>
       </w:rPr>
@@ -3812,7 +3630,7 @@
         <w:spacing w:before="0" w:after="0" w:line="240" w:lineRule="auto"/>
       </w:pPr>
       <w:rPr>
-        <w:rFonts w:asciiTheme="majorHAnsi" w:eastAsiaTheme="majorEastAsia" w:hAnsiTheme="majorHAnsi" w:cstheme="majorBidi"/>
+        <w:rFonts/>
         <w:b/>
         <w:bCs/>
       </w:rPr>
@@ -3833,7 +3651,7 @@
         <w:spacing w:before="0" w:after="0" w:line="240" w:lineRule="auto"/>
       </w:pPr>
       <w:rPr>
-        <w:rFonts w:asciiTheme="majorHAnsi" w:eastAsiaTheme="majorEastAsia" w:hAnsiTheme="majorHAnsi" w:cstheme="majorBidi"/>
+        <w:rFonts/>
         <w:b/>
         <w:bCs/>
       </w:rPr>
@@ -3851,14 +3669,14 @@
     </w:tblStylePr>
     <w:tblStylePr w:type="firstCol">
       <w:rPr>
-        <w:rFonts w:asciiTheme="majorHAnsi" w:eastAsiaTheme="majorEastAsia" w:hAnsiTheme="majorHAnsi" w:cstheme="majorBidi"/>
+        <w:rFonts/>
         <w:b/>
         <w:bCs/>
       </w:rPr>
     </w:tblStylePr>
     <w:tblStylePr w:type="lastCol">
       <w:rPr>
-        <w:rFonts w:asciiTheme="majorHAnsi" w:eastAsiaTheme="majorEastAsia" w:hAnsiTheme="majorHAnsi" w:cstheme="majorBidi"/>
+        <w:rFonts/>
         <w:b/>
         <w:bCs/>
       </w:rPr>
@@ -3942,7 +3760,7 @@
         <w:spacing w:before="0" w:after="0" w:line="240" w:lineRule="auto"/>
       </w:pPr>
       <w:rPr>
-        <w:rFonts w:asciiTheme="majorHAnsi" w:eastAsiaTheme="majorEastAsia" w:hAnsiTheme="majorHAnsi" w:cstheme="majorBidi"/>
+        <w:rFonts/>
         <w:b/>
         <w:bCs/>
       </w:rPr>
@@ -3963,7 +3781,7 @@
         <w:spacing w:before="0" w:after="0" w:line="240" w:lineRule="auto"/>
       </w:pPr>
       <w:rPr>
-        <w:rFonts w:asciiTheme="majorHAnsi" w:eastAsiaTheme="majorEastAsia" w:hAnsiTheme="majorHAnsi" w:cstheme="majorBidi"/>
+        <w:rFonts/>
         <w:b/>
         <w:bCs/>
       </w:rPr>
@@ -3981,14 +3799,14 @@
     </w:tblStylePr>
     <w:tblStylePr w:type="firstCol">
       <w:rPr>
-        <w:rFonts w:asciiTheme="majorHAnsi" w:eastAsiaTheme="majorEastAsia" w:hAnsiTheme="majorHAnsi" w:cstheme="majorBidi"/>
+        <w:rFonts/>
         <w:b/>
         <w:bCs/>
       </w:rPr>
     </w:tblStylePr>
     <w:tblStylePr w:type="lastCol">
       <w:rPr>
-        <w:rFonts w:asciiTheme="majorHAnsi" w:eastAsiaTheme="majorEastAsia" w:hAnsiTheme="majorHAnsi" w:cstheme="majorBidi"/>
+        <w:rFonts/>
         <w:b/>
         <w:bCs/>
       </w:rPr>
@@ -4072,7 +3890,7 @@
         <w:spacing w:before="0" w:after="0" w:line="240" w:lineRule="auto"/>
       </w:pPr>
       <w:rPr>
-        <w:rFonts w:asciiTheme="majorHAnsi" w:eastAsiaTheme="majorEastAsia" w:hAnsiTheme="majorHAnsi" w:cstheme="majorBidi"/>
+        <w:rFonts/>
         <w:b/>
         <w:bCs/>
       </w:rPr>
@@ -4093,7 +3911,7 @@
         <w:spacing w:before="0" w:after="0" w:line="240" w:lineRule="auto"/>
       </w:pPr>
       <w:rPr>
-        <w:rFonts w:asciiTheme="majorHAnsi" w:eastAsiaTheme="majorEastAsia" w:hAnsiTheme="majorHAnsi" w:cstheme="majorBidi"/>
+        <w:rFonts/>
         <w:b/>
         <w:bCs/>
       </w:rPr>
@@ -4111,14 +3929,14 @@
     </w:tblStylePr>
     <w:tblStylePr w:type="firstCol">
       <w:rPr>
-        <w:rFonts w:asciiTheme="majorHAnsi" w:eastAsiaTheme="majorEastAsia" w:hAnsiTheme="majorHAnsi" w:cstheme="majorBidi"/>
+        <w:rFonts/>
         <w:b/>
         <w:bCs/>
       </w:rPr>
     </w:tblStylePr>
     <w:tblStylePr w:type="lastCol">
       <w:rPr>
-        <w:rFonts w:asciiTheme="majorHAnsi" w:eastAsiaTheme="majorEastAsia" w:hAnsiTheme="majorHAnsi" w:cstheme="majorBidi"/>
+        <w:rFonts/>
         <w:b/>
         <w:bCs/>
       </w:rPr>
@@ -5983,7 +5801,7 @@
     </w:tblPr>
     <w:tblStylePr w:type="firstRow">
       <w:rPr>
-        <w:rFonts w:asciiTheme="majorHAnsi" w:eastAsiaTheme="majorEastAsia" w:hAnsiTheme="majorHAnsi" w:cstheme="majorBidi"/>
+        <w:rFonts/>
       </w:rPr>
       <w:tblPr/>
       <w:tcPr>
@@ -6067,7 +5885,7 @@
     </w:tblPr>
     <w:tblStylePr w:type="firstRow">
       <w:rPr>
-        <w:rFonts w:asciiTheme="majorHAnsi" w:eastAsiaTheme="majorEastAsia" w:hAnsiTheme="majorHAnsi" w:cstheme="majorBidi"/>
+        <w:rFonts/>
       </w:rPr>
       <w:tblPr/>
       <w:tcPr>
@@ -6151,7 +5969,7 @@
     </w:tblPr>
     <w:tblStylePr w:type="firstRow">
       <w:rPr>
-        <w:rFonts w:asciiTheme="majorHAnsi" w:eastAsiaTheme="majorEastAsia" w:hAnsiTheme="majorHAnsi" w:cstheme="majorBidi"/>
+        <w:rFonts/>
       </w:rPr>
       <w:tblPr/>
       <w:tcPr>
@@ -6235,7 +6053,7 @@
     </w:tblPr>
     <w:tblStylePr w:type="firstRow">
       <w:rPr>
-        <w:rFonts w:asciiTheme="majorHAnsi" w:eastAsiaTheme="majorEastAsia" w:hAnsiTheme="majorHAnsi" w:cstheme="majorBidi"/>
+        <w:rFonts/>
       </w:rPr>
       <w:tblPr/>
       <w:tcPr>
@@ -6319,7 +6137,7 @@
     </w:tblPr>
     <w:tblStylePr w:type="firstRow">
       <w:rPr>
-        <w:rFonts w:asciiTheme="majorHAnsi" w:eastAsiaTheme="majorEastAsia" w:hAnsiTheme="majorHAnsi" w:cstheme="majorBidi"/>
+        <w:rFonts/>
       </w:rPr>
       <w:tblPr/>
       <w:tcPr>
@@ -6403,7 +6221,7 @@
     </w:tblPr>
     <w:tblStylePr w:type="firstRow">
       <w:rPr>
-        <w:rFonts w:asciiTheme="majorHAnsi" w:eastAsiaTheme="majorEastAsia" w:hAnsiTheme="majorHAnsi" w:cstheme="majorBidi"/>
+        <w:rFonts/>
       </w:rPr>
       <w:tblPr/>
       <w:tcPr>
@@ -6487,7 +6305,7 @@
     </w:tblPr>
     <w:tblStylePr w:type="firstRow">
       <w:rPr>
-        <w:rFonts w:asciiTheme="majorHAnsi" w:eastAsiaTheme="majorEastAsia" w:hAnsiTheme="majorHAnsi" w:cstheme="majorBidi"/>
+        <w:rFonts/>
       </w:rPr>
       <w:tblPr/>
       <w:tcPr>
@@ -6552,7 +6370,7 @@
       <w:spacing w:after="0" w:line="240" w:lineRule="auto"/>
     </w:pPr>
     <w:rPr>
-      <w:rFonts w:asciiTheme="majorHAnsi" w:eastAsiaTheme="majorEastAsia" w:hAnsiTheme="majorHAnsi" w:cstheme="majorBidi"/>
+      <w:rFonts/>
       <w:color w:val="000000" w:themeColor="text1"/>
     </w:rPr>
     <w:tblPr>
@@ -6680,7 +6498,7 @@
       <w:spacing w:after="0" w:line="240" w:lineRule="auto"/>
     </w:pPr>
     <w:rPr>
-      <w:rFonts w:asciiTheme="majorHAnsi" w:eastAsiaTheme="majorEastAsia" w:hAnsiTheme="majorHAnsi" w:cstheme="majorBidi"/>
+      <w:rFonts/>
       <w:color w:val="000000" w:themeColor="text1"/>
     </w:rPr>
     <w:tblPr>
@@ -6808,7 +6626,7 @@
       <w:spacing w:after="0" w:line="240" w:lineRule="auto"/>
     </w:pPr>
     <w:rPr>
-      <w:rFonts w:asciiTheme="majorHAnsi" w:eastAsiaTheme="majorEastAsia" w:hAnsiTheme="majorHAnsi" w:cstheme="majorBidi"/>
+      <w:rFonts/>
       <w:color w:val="000000" w:themeColor="text1"/>
     </w:rPr>
     <w:tblPr>
@@ -6936,7 +6754,7 @@
       <w:spacing w:after="0" w:line="240" w:lineRule="auto"/>
     </w:pPr>
     <w:rPr>
-      <w:rFonts w:asciiTheme="majorHAnsi" w:eastAsiaTheme="majorEastAsia" w:hAnsiTheme="majorHAnsi" w:cstheme="majorBidi"/>
+      <w:rFonts/>
       <w:color w:val="000000" w:themeColor="text1"/>
     </w:rPr>
     <w:tblPr>
@@ -7064,7 +6882,7 @@
       <w:spacing w:after="0" w:line="240" w:lineRule="auto"/>
     </w:pPr>
     <w:rPr>
-      <w:rFonts w:asciiTheme="majorHAnsi" w:eastAsiaTheme="majorEastAsia" w:hAnsiTheme="majorHAnsi" w:cstheme="majorBidi"/>
+      <w:rFonts/>
       <w:color w:val="000000" w:themeColor="text1"/>
     </w:rPr>
     <w:tblPr>
@@ -7192,7 +7010,7 @@
       <w:spacing w:after="0" w:line="240" w:lineRule="auto"/>
     </w:pPr>
     <w:rPr>
-      <w:rFonts w:asciiTheme="majorHAnsi" w:eastAsiaTheme="majorEastAsia" w:hAnsiTheme="majorHAnsi" w:cstheme="majorBidi"/>
+      <w:rFonts/>
       <w:color w:val="000000" w:themeColor="text1"/>
     </w:rPr>
     <w:tblPr>
@@ -7320,7 +7138,7 @@
       <w:spacing w:after="0" w:line="240" w:lineRule="auto"/>
     </w:pPr>
     <w:rPr>
-      <w:rFonts w:asciiTheme="majorHAnsi" w:eastAsiaTheme="majorEastAsia" w:hAnsiTheme="majorHAnsi" w:cstheme="majorBidi"/>
+      <w:rFonts/>
       <w:color w:val="000000" w:themeColor="text1"/>
     </w:rPr>
     <w:tblPr>
@@ -7959,7 +7777,7 @@
       <w:spacing w:after="0" w:line="240" w:lineRule="auto"/>
     </w:pPr>
     <w:rPr>
-      <w:rFonts w:asciiTheme="majorHAnsi" w:eastAsiaTheme="majorEastAsia" w:hAnsiTheme="majorHAnsi" w:cstheme="majorBidi"/>
+      <w:rFonts/>
       <w:color w:val="000000" w:themeColor="text1"/>
     </w:rPr>
     <w:tblPr>
@@ -8084,7 +7902,7 @@
       <w:spacing w:after="0" w:line="240" w:lineRule="auto"/>
     </w:pPr>
     <w:rPr>
-      <w:rFonts w:asciiTheme="majorHAnsi" w:eastAsiaTheme="majorEastAsia" w:hAnsiTheme="majorHAnsi" w:cstheme="majorBidi"/>
+      <w:rFonts/>
       <w:color w:val="000000" w:themeColor="text1"/>
     </w:rPr>
     <w:tblPr>
@@ -8209,7 +8027,7 @@
       <w:spacing w:after="0" w:line="240" w:lineRule="auto"/>
     </w:pPr>
     <w:rPr>
-      <w:rFonts w:asciiTheme="majorHAnsi" w:eastAsiaTheme="majorEastAsia" w:hAnsiTheme="majorHAnsi" w:cstheme="majorBidi"/>
+      <w:rFonts/>
       <w:color w:val="000000" w:themeColor="text1"/>
     </w:rPr>
     <w:tblPr>
@@ -8334,7 +8152,7 @@
       <w:spacing w:after="0" w:line="240" w:lineRule="auto"/>
     </w:pPr>
     <w:rPr>
-      <w:rFonts w:asciiTheme="majorHAnsi" w:eastAsiaTheme="majorEastAsia" w:hAnsiTheme="majorHAnsi" w:cstheme="majorBidi"/>
+      <w:rFonts/>
       <w:color w:val="000000" w:themeColor="text1"/>
     </w:rPr>
     <w:tblPr>
@@ -8459,7 +8277,7 @@
       <w:spacing w:after="0" w:line="240" w:lineRule="auto"/>
     </w:pPr>
     <w:rPr>
-      <w:rFonts w:asciiTheme="majorHAnsi" w:eastAsiaTheme="majorEastAsia" w:hAnsiTheme="majorHAnsi" w:cstheme="majorBidi"/>
+      <w:rFonts/>
       <w:color w:val="000000" w:themeColor="text1"/>
     </w:rPr>
     <w:tblPr>
@@ -8584,7 +8402,7 @@
       <w:spacing w:after="0" w:line="240" w:lineRule="auto"/>
     </w:pPr>
     <w:rPr>
-      <w:rFonts w:asciiTheme="majorHAnsi" w:eastAsiaTheme="majorEastAsia" w:hAnsiTheme="majorHAnsi" w:cstheme="majorBidi"/>
+      <w:rFonts/>
       <w:color w:val="000000" w:themeColor="text1"/>
     </w:rPr>
     <w:tblPr>
@@ -8709,7 +8527,7 @@
       <w:spacing w:after="0" w:line="240" w:lineRule="auto"/>
     </w:pPr>
     <w:rPr>
-      <w:rFonts w:asciiTheme="majorHAnsi" w:eastAsiaTheme="majorEastAsia" w:hAnsiTheme="majorHAnsi" w:cstheme="majorBidi"/>
+      <w:rFonts/>
       <w:color w:val="000000" w:themeColor="text1"/>
     </w:rPr>
     <w:tblPr>

--- a/az/discovery-articles/7.2 Bərpa olunan enerji texnologiyaları.docx
+++ b/az/discovery-articles/7.2 Bərpa olunan enerji texnologiyaları.docx
@@ -120,7 +120,7 @@
         <w:widowControl/>
       </w:pPr>
       <w:r>
-        <w:t>Kim kəşf edib və ya yaradıb</w:t>
+        <w:t xml:space="preserve">Kim yaradıb</w:t>
       </w:r>
     </w:p>
     <w:p>
@@ -217,7 +217,7 @@
         <w:rPr>
           <w:sz w:val="20"/>
         </w:rPr>
-        <w:t>C Qurumların materialları və ensiklopedik mənbələr</w:t>
+        <w:t>Qurumların materialları və ensiklopedik mənbələr</w:t>
       </w:r>
     </w:p>
     <w:p>
@@ -301,7 +301,7 @@
         <w:rPr>
           <w:sz w:val="20"/>
         </w:rPr>
-        <w:t>G Kosmik agentliklər laboratoriyalar və elmi təşkilatlar</w:t>
+        <w:t>Kosmik agentliklər laboratoriyalar və elmi təşkilatlar</w:t>
       </w:r>
     </w:p>
     <w:p>
